--- a/lab2/Лабораторная работа 2 БПИ2501 Карпеко Никита МОБД.docx
+++ b/lab2/Лабораторная работа 2 БПИ2501 Карпеко Никита МОБД.docx
@@ -1623,16 +1623,7 @@
           <w:lang w:eastAsia="ru-RU"/>
         </w:rPr>
         <w:lastRenderedPageBreak/>
-        <w:t xml:space="preserve">2. </w:t>
-      </w:r>
-      <w:r>
-        <w:rPr>
-          <w:rFonts w:ascii="Times New Roman" w:eastAsia="Times New Roman" w:hAnsi="Times New Roman" w:cs="Times New Roman"/>
-          <w:sz w:val="28"/>
-          <w:szCs w:val="28"/>
-          <w:lang w:eastAsia="ru-RU"/>
-        </w:rPr>
-        <w:t>У</w:t>
+        <w:t>2. У</w:t>
       </w:r>
       <w:r>
         <w:rPr>
@@ -1769,16 +1760,7 @@
           <w:szCs w:val="28"/>
           <w:lang w:eastAsia="ru-RU"/>
         </w:rPr>
-        <w:t xml:space="preserve">, </w:t>
-      </w:r>
-      <w:r>
-        <w:rPr>
-          <w:rFonts w:ascii="Times New Roman" w:eastAsia="Times New Roman" w:hAnsi="Times New Roman" w:cs="Times New Roman"/>
-          <w:sz w:val="28"/>
-          <w:szCs w:val="28"/>
-          <w:lang w:eastAsia="ru-RU"/>
-        </w:rPr>
-        <w:t xml:space="preserve">и </w:t>
+        <w:t xml:space="preserve">, и </w:t>
       </w:r>
       <w:r>
         <w:rPr>
@@ -1907,16 +1889,7 @@
           <w:szCs w:val="28"/>
           <w:lang w:eastAsia="ru-RU"/>
         </w:rPr>
-        <w:t>ыбрать заказы</w:t>
-      </w:r>
-      <w:r>
-        <w:rPr>
-          <w:rFonts w:ascii="Times New Roman" w:eastAsia="Times New Roman" w:hAnsi="Times New Roman" w:cs="Times New Roman"/>
-          <w:sz w:val="28"/>
-          <w:szCs w:val="28"/>
-          <w:lang w:eastAsia="ru-RU"/>
-        </w:rPr>
-        <w:t xml:space="preserve"> </w:t>
+        <w:t xml:space="preserve">ыбрать заказы </w:t>
       </w:r>
       <w:r>
         <w:rPr>
@@ -2713,7 +2686,7 @@
           <w:color w:val="CCCCCC"/>
           <w:sz w:val="21"/>
           <w:szCs w:val="21"/>
-          <w:lang w:val="en-US" w:eastAsia="ru-RU"/>
+          <w:lang w:eastAsia="ru-RU"/>
         </w:rPr>
       </w:pPr>
       <w:r>
@@ -2722,7 +2695,7 @@
           <w:color w:val="6A9955"/>
           <w:sz w:val="21"/>
           <w:szCs w:val="21"/>
-          <w:lang w:val="en-US" w:eastAsia="ru-RU"/>
+          <w:lang w:eastAsia="ru-RU"/>
         </w:rPr>
         <w:t xml:space="preserve">-- </w:t>
       </w:r>
@@ -2742,7 +2715,7 @@
           <w:color w:val="6A9955"/>
           <w:sz w:val="21"/>
           <w:szCs w:val="21"/>
-          <w:lang w:val="en-US" w:eastAsia="ru-RU"/>
+          <w:lang w:eastAsia="ru-RU"/>
         </w:rPr>
         <w:t>: 1000</w:t>
       </w:r>
@@ -2756,7 +2729,7 @@
           <w:color w:val="CCCCCC"/>
           <w:sz w:val="21"/>
           <w:szCs w:val="21"/>
-          <w:lang w:val="en-US" w:eastAsia="ru-RU"/>
+          <w:lang w:eastAsia="ru-RU"/>
         </w:rPr>
       </w:pPr>
       <w:r>
@@ -2767,39 +2740,137 @@
           <w:szCs w:val="21"/>
           <w:lang w:val="en-US" w:eastAsia="ru-RU"/>
         </w:rPr>
-        <w:t>INSERT INTO</w:t>
-      </w:r>
-      <w:r>
-        <w:rPr>
-          <w:rFonts w:ascii="Consolas" w:eastAsia="Times New Roman" w:hAnsi="Consolas" w:cs="Times New Roman"/>
-          <w:color w:val="CCCCCC"/>
-          <w:sz w:val="21"/>
-          <w:szCs w:val="21"/>
-          <w:lang w:val="en-US" w:eastAsia="ru-RU"/>
-        </w:rPr>
-        <w:t xml:space="preserve"> users (</w:t>
-      </w:r>
-      <w:proofErr w:type="spellStart"/>
-      <w:r>
-        <w:rPr>
-          <w:rFonts w:ascii="Consolas" w:eastAsia="Times New Roman" w:hAnsi="Consolas" w:cs="Times New Roman"/>
-          <w:color w:val="CCCCCC"/>
-          <w:sz w:val="21"/>
-          <w:szCs w:val="21"/>
-          <w:lang w:val="en-US" w:eastAsia="ru-RU"/>
-        </w:rPr>
-        <w:t>full_name</w:t>
-      </w:r>
-      <w:proofErr w:type="spellEnd"/>
-      <w:r>
-        <w:rPr>
-          <w:rFonts w:ascii="Consolas" w:eastAsia="Times New Roman" w:hAnsi="Consolas" w:cs="Times New Roman"/>
-          <w:color w:val="CCCCCC"/>
-          <w:sz w:val="21"/>
-          <w:szCs w:val="21"/>
-          <w:lang w:val="en-US" w:eastAsia="ru-RU"/>
-        </w:rPr>
-        <w:t>, email, phone)</w:t>
+        <w:t>INSERT</w:t>
+      </w:r>
+      <w:r>
+        <w:rPr>
+          <w:rFonts w:ascii="Consolas" w:eastAsia="Times New Roman" w:hAnsi="Consolas" w:cs="Times New Roman"/>
+          <w:color w:val="569CD6"/>
+          <w:sz w:val="21"/>
+          <w:szCs w:val="21"/>
+          <w:lang w:eastAsia="ru-RU"/>
+        </w:rPr>
+        <w:t xml:space="preserve"> </w:t>
+      </w:r>
+      <w:r>
+        <w:rPr>
+          <w:rFonts w:ascii="Consolas" w:eastAsia="Times New Roman" w:hAnsi="Consolas" w:cs="Times New Roman"/>
+          <w:color w:val="569CD6"/>
+          <w:sz w:val="21"/>
+          <w:szCs w:val="21"/>
+          <w:lang w:val="en-US" w:eastAsia="ru-RU"/>
+        </w:rPr>
+        <w:t>INTO</w:t>
+      </w:r>
+      <w:r>
+        <w:rPr>
+          <w:rFonts w:ascii="Consolas" w:eastAsia="Times New Roman" w:hAnsi="Consolas" w:cs="Times New Roman"/>
+          <w:color w:val="CCCCCC"/>
+          <w:sz w:val="21"/>
+          <w:szCs w:val="21"/>
+          <w:lang w:eastAsia="ru-RU"/>
+        </w:rPr>
+        <w:t xml:space="preserve"> </w:t>
+      </w:r>
+      <w:r>
+        <w:rPr>
+          <w:rFonts w:ascii="Consolas" w:eastAsia="Times New Roman" w:hAnsi="Consolas" w:cs="Times New Roman"/>
+          <w:color w:val="CCCCCC"/>
+          <w:sz w:val="21"/>
+          <w:szCs w:val="21"/>
+          <w:lang w:val="en-US" w:eastAsia="ru-RU"/>
+        </w:rPr>
+        <w:t>users</w:t>
+      </w:r>
+      <w:r>
+        <w:rPr>
+          <w:rFonts w:ascii="Consolas" w:eastAsia="Times New Roman" w:hAnsi="Consolas" w:cs="Times New Roman"/>
+          <w:color w:val="CCCCCC"/>
+          <w:sz w:val="21"/>
+          <w:szCs w:val="21"/>
+          <w:lang w:eastAsia="ru-RU"/>
+        </w:rPr>
+        <w:t xml:space="preserve"> (</w:t>
+      </w:r>
+      <w:r>
+        <w:rPr>
+          <w:rFonts w:ascii="Consolas" w:eastAsia="Times New Roman" w:hAnsi="Consolas" w:cs="Times New Roman"/>
+          <w:color w:val="CCCCCC"/>
+          <w:sz w:val="21"/>
+          <w:szCs w:val="21"/>
+          <w:lang w:val="en-US" w:eastAsia="ru-RU"/>
+        </w:rPr>
+        <w:t>full</w:t>
+      </w:r>
+      <w:r>
+        <w:rPr>
+          <w:rFonts w:ascii="Consolas" w:eastAsia="Times New Roman" w:hAnsi="Consolas" w:cs="Times New Roman"/>
+          <w:color w:val="CCCCCC"/>
+          <w:sz w:val="21"/>
+          <w:szCs w:val="21"/>
+          <w:lang w:eastAsia="ru-RU"/>
+        </w:rPr>
+        <w:t>_</w:t>
+      </w:r>
+      <w:r>
+        <w:rPr>
+          <w:rFonts w:ascii="Consolas" w:eastAsia="Times New Roman" w:hAnsi="Consolas" w:cs="Times New Roman"/>
+          <w:color w:val="CCCCCC"/>
+          <w:sz w:val="21"/>
+          <w:szCs w:val="21"/>
+          <w:lang w:val="en-US" w:eastAsia="ru-RU"/>
+        </w:rPr>
+        <w:t>name</w:t>
+      </w:r>
+      <w:r>
+        <w:rPr>
+          <w:rFonts w:ascii="Consolas" w:eastAsia="Times New Roman" w:hAnsi="Consolas" w:cs="Times New Roman"/>
+          <w:color w:val="CCCCCC"/>
+          <w:sz w:val="21"/>
+          <w:szCs w:val="21"/>
+          <w:lang w:eastAsia="ru-RU"/>
+        </w:rPr>
+        <w:t xml:space="preserve">, </w:t>
+      </w:r>
+      <w:r>
+        <w:rPr>
+          <w:rFonts w:ascii="Consolas" w:eastAsia="Times New Roman" w:hAnsi="Consolas" w:cs="Times New Roman"/>
+          <w:color w:val="CCCCCC"/>
+          <w:sz w:val="21"/>
+          <w:szCs w:val="21"/>
+          <w:lang w:val="en-US" w:eastAsia="ru-RU"/>
+        </w:rPr>
+        <w:t>email</w:t>
+      </w:r>
+      <w:r>
+        <w:rPr>
+          <w:rFonts w:ascii="Consolas" w:eastAsia="Times New Roman" w:hAnsi="Consolas" w:cs="Times New Roman"/>
+          <w:color w:val="CCCCCC"/>
+          <w:sz w:val="21"/>
+          <w:szCs w:val="21"/>
+          <w:lang w:eastAsia="ru-RU"/>
+        </w:rPr>
+        <w:t xml:space="preserve">, </w:t>
+      </w:r>
+      <w:r>
+        <w:rPr>
+          <w:rFonts w:ascii="Consolas" w:eastAsia="Times New Roman" w:hAnsi="Consolas" w:cs="Times New Roman"/>
+          <w:color w:val="CCCCCC"/>
+          <w:sz w:val="21"/>
+          <w:szCs w:val="21"/>
+          <w:lang w:val="en-US" w:eastAsia="ru-RU"/>
+        </w:rPr>
+        <w:t>phone</w:t>
+      </w:r>
+      <w:r>
+        <w:rPr>
+          <w:rFonts w:ascii="Consolas" w:eastAsia="Times New Roman" w:hAnsi="Consolas" w:cs="Times New Roman"/>
+          <w:color w:val="CCCCCC"/>
+          <w:sz w:val="21"/>
+          <w:szCs w:val="21"/>
+          <w:lang w:eastAsia="ru-RU"/>
+        </w:rPr>
+        <w:t>)</w:t>
       </w:r>
     </w:p>
     <w:p>
@@ -2811,7 +2882,7 @@
           <w:color w:val="CCCCCC"/>
           <w:sz w:val="21"/>
           <w:szCs w:val="21"/>
-          <w:lang w:val="en-US" w:eastAsia="ru-RU"/>
+          <w:lang w:eastAsia="ru-RU"/>
         </w:rPr>
       </w:pPr>
       <w:r>
@@ -2834,18 +2905,48 @@
           <w:color w:val="CCCCCC"/>
           <w:sz w:val="21"/>
           <w:szCs w:val="21"/>
-          <w:lang w:val="en-US" w:eastAsia="ru-RU"/>
-        </w:rPr>
-      </w:pPr>
-      <w:r>
-        <w:rPr>
-          <w:rFonts w:ascii="Consolas" w:eastAsia="Times New Roman" w:hAnsi="Consolas" w:cs="Times New Roman"/>
-          <w:color w:val="CCCCCC"/>
-          <w:sz w:val="21"/>
-          <w:szCs w:val="21"/>
-          <w:lang w:val="en-US" w:eastAsia="ru-RU"/>
-        </w:rPr>
-        <w:t xml:space="preserve">    </w:t>
+          <w:lang w:eastAsia="ru-RU"/>
+        </w:rPr>
+      </w:pPr>
+      <w:r>
+        <w:rPr>
+          <w:rFonts w:ascii="Consolas" w:eastAsia="Times New Roman" w:hAnsi="Consolas" w:cs="Times New Roman"/>
+          <w:color w:val="CCCCCC"/>
+          <w:sz w:val="21"/>
+          <w:szCs w:val="21"/>
+          <w:lang w:val="en-US" w:eastAsia="ru-RU"/>
+        </w:rPr>
+        <w:t> </w:t>
+      </w:r>
+      <w:r>
+        <w:rPr>
+          <w:rFonts w:ascii="Consolas" w:eastAsia="Times New Roman" w:hAnsi="Consolas" w:cs="Times New Roman"/>
+          <w:color w:val="CCCCCC"/>
+          <w:sz w:val="21"/>
+          <w:szCs w:val="21"/>
+          <w:lang w:eastAsia="ru-RU"/>
+        </w:rPr>
+        <w:t xml:space="preserve"> </w:t>
+      </w:r>
+      <w:r>
+        <w:rPr>
+          <w:rFonts w:ascii="Consolas" w:eastAsia="Times New Roman" w:hAnsi="Consolas" w:cs="Times New Roman"/>
+          <w:color w:val="CCCCCC"/>
+          <w:sz w:val="21"/>
+          <w:szCs w:val="21"/>
+          <w:lang w:val="en-US" w:eastAsia="ru-RU"/>
+        </w:rPr>
+        <w:t> </w:t>
+      </w:r>
+      <w:r>
+        <w:rPr>
+          <w:rFonts w:ascii="Consolas" w:eastAsia="Times New Roman" w:hAnsi="Consolas" w:cs="Times New Roman"/>
+          <w:color w:val="CCCCCC"/>
+          <w:sz w:val="21"/>
+          <w:szCs w:val="21"/>
+          <w:lang w:eastAsia="ru-RU"/>
+        </w:rPr>
+        <w:t xml:space="preserve"> </w:t>
       </w:r>
       <w:r>
         <w:rPr>
@@ -2853,7 +2954,7 @@
           <w:color w:val="CE9178"/>
           <w:sz w:val="21"/>
           <w:szCs w:val="21"/>
-          <w:lang w:val="en-US" w:eastAsia="ru-RU"/>
+          <w:lang w:eastAsia="ru-RU"/>
         </w:rPr>
         <w:t>'</w:t>
       </w:r>
@@ -2873,7 +2974,7 @@
           <w:color w:val="CE9178"/>
           <w:sz w:val="21"/>
           <w:szCs w:val="21"/>
-          <w:lang w:val="en-US" w:eastAsia="ru-RU"/>
+          <w:lang w:eastAsia="ru-RU"/>
         </w:rPr>
         <w:t xml:space="preserve"> №'</w:t>
       </w:r>
@@ -2883,7 +2984,7 @@
           <w:color w:val="CCCCCC"/>
           <w:sz w:val="21"/>
           <w:szCs w:val="21"/>
-          <w:lang w:val="en-US" w:eastAsia="ru-RU"/>
+          <w:lang w:eastAsia="ru-RU"/>
         </w:rPr>
         <w:t xml:space="preserve"> </w:t>
       </w:r>
@@ -2893,7 +2994,7 @@
           <w:color w:val="D4D4D4"/>
           <w:sz w:val="21"/>
           <w:szCs w:val="21"/>
-          <w:lang w:val="en-US" w:eastAsia="ru-RU"/>
+          <w:lang w:eastAsia="ru-RU"/>
         </w:rPr>
         <w:t>||</w:t>
       </w:r>
@@ -2903,9 +3004,29 @@
           <w:color w:val="CCCCCC"/>
           <w:sz w:val="21"/>
           <w:szCs w:val="21"/>
-          <w:lang w:val="en-US" w:eastAsia="ru-RU"/>
-        </w:rPr>
-        <w:t xml:space="preserve"> g,</w:t>
+          <w:lang w:eastAsia="ru-RU"/>
+        </w:rPr>
+        <w:t xml:space="preserve"> </w:t>
+      </w:r>
+      <w:r>
+        <w:rPr>
+          <w:rFonts w:ascii="Consolas" w:eastAsia="Times New Roman" w:hAnsi="Consolas" w:cs="Times New Roman"/>
+          <w:color w:val="CCCCCC"/>
+          <w:sz w:val="21"/>
+          <w:szCs w:val="21"/>
+          <w:lang w:val="en-US" w:eastAsia="ru-RU"/>
+        </w:rPr>
+        <w:t>g</w:t>
+      </w:r>
+      <w:r>
+        <w:rPr>
+          <w:rFonts w:ascii="Consolas" w:eastAsia="Times New Roman" w:hAnsi="Consolas" w:cs="Times New Roman"/>
+          <w:color w:val="CCCCCC"/>
+          <w:sz w:val="21"/>
+          <w:szCs w:val="21"/>
+          <w:lang w:eastAsia="ru-RU"/>
+        </w:rPr>
+        <w:t>,</w:t>
       </w:r>
     </w:p>
     <w:p>
@@ -2917,18 +3038,48 @@
           <w:color w:val="CCCCCC"/>
           <w:sz w:val="21"/>
           <w:szCs w:val="21"/>
-          <w:lang w:val="en-US" w:eastAsia="ru-RU"/>
-        </w:rPr>
-      </w:pPr>
-      <w:r>
-        <w:rPr>
-          <w:rFonts w:ascii="Consolas" w:eastAsia="Times New Roman" w:hAnsi="Consolas" w:cs="Times New Roman"/>
-          <w:color w:val="CCCCCC"/>
-          <w:sz w:val="21"/>
-          <w:szCs w:val="21"/>
-          <w:lang w:val="en-US" w:eastAsia="ru-RU"/>
-        </w:rPr>
-        <w:t xml:space="preserve">    </w:t>
+          <w:lang w:eastAsia="ru-RU"/>
+        </w:rPr>
+      </w:pPr>
+      <w:r>
+        <w:rPr>
+          <w:rFonts w:ascii="Consolas" w:eastAsia="Times New Roman" w:hAnsi="Consolas" w:cs="Times New Roman"/>
+          <w:color w:val="CCCCCC"/>
+          <w:sz w:val="21"/>
+          <w:szCs w:val="21"/>
+          <w:lang w:val="en-US" w:eastAsia="ru-RU"/>
+        </w:rPr>
+        <w:t> </w:t>
+      </w:r>
+      <w:r>
+        <w:rPr>
+          <w:rFonts w:ascii="Consolas" w:eastAsia="Times New Roman" w:hAnsi="Consolas" w:cs="Times New Roman"/>
+          <w:color w:val="CCCCCC"/>
+          <w:sz w:val="21"/>
+          <w:szCs w:val="21"/>
+          <w:lang w:eastAsia="ru-RU"/>
+        </w:rPr>
+        <w:t xml:space="preserve"> </w:t>
+      </w:r>
+      <w:r>
+        <w:rPr>
+          <w:rFonts w:ascii="Consolas" w:eastAsia="Times New Roman" w:hAnsi="Consolas" w:cs="Times New Roman"/>
+          <w:color w:val="CCCCCC"/>
+          <w:sz w:val="21"/>
+          <w:szCs w:val="21"/>
+          <w:lang w:val="en-US" w:eastAsia="ru-RU"/>
+        </w:rPr>
+        <w:t> </w:t>
+      </w:r>
+      <w:r>
+        <w:rPr>
+          <w:rFonts w:ascii="Consolas" w:eastAsia="Times New Roman" w:hAnsi="Consolas" w:cs="Times New Roman"/>
+          <w:color w:val="CCCCCC"/>
+          <w:sz w:val="21"/>
+          <w:szCs w:val="21"/>
+          <w:lang w:eastAsia="ru-RU"/>
+        </w:rPr>
+        <w:t xml:space="preserve"> </w:t>
       </w:r>
       <w:r>
         <w:rPr>
@@ -2936,17 +3087,37 @@
           <w:color w:val="CE9178"/>
           <w:sz w:val="21"/>
           <w:szCs w:val="21"/>
-          <w:lang w:val="en-US" w:eastAsia="ru-RU"/>
-        </w:rPr>
-        <w:t>'user'</w:t>
-      </w:r>
-      <w:r>
-        <w:rPr>
-          <w:rFonts w:ascii="Consolas" w:eastAsia="Times New Roman" w:hAnsi="Consolas" w:cs="Times New Roman"/>
-          <w:color w:val="CCCCCC"/>
-          <w:sz w:val="21"/>
-          <w:szCs w:val="21"/>
-          <w:lang w:val="en-US" w:eastAsia="ru-RU"/>
+          <w:lang w:eastAsia="ru-RU"/>
+        </w:rPr>
+        <w:t>'</w:t>
+      </w:r>
+      <w:r>
+        <w:rPr>
+          <w:rFonts w:ascii="Consolas" w:eastAsia="Times New Roman" w:hAnsi="Consolas" w:cs="Times New Roman"/>
+          <w:color w:val="CE9178"/>
+          <w:sz w:val="21"/>
+          <w:szCs w:val="21"/>
+          <w:lang w:val="en-US" w:eastAsia="ru-RU"/>
+        </w:rPr>
+        <w:t>user</w:t>
+      </w:r>
+      <w:r>
+        <w:rPr>
+          <w:rFonts w:ascii="Consolas" w:eastAsia="Times New Roman" w:hAnsi="Consolas" w:cs="Times New Roman"/>
+          <w:color w:val="CE9178"/>
+          <w:sz w:val="21"/>
+          <w:szCs w:val="21"/>
+          <w:lang w:eastAsia="ru-RU"/>
+        </w:rPr>
+        <w:t>'</w:t>
+      </w:r>
+      <w:r>
+        <w:rPr>
+          <w:rFonts w:ascii="Consolas" w:eastAsia="Times New Roman" w:hAnsi="Consolas" w:cs="Times New Roman"/>
+          <w:color w:val="CCCCCC"/>
+          <w:sz w:val="21"/>
+          <w:szCs w:val="21"/>
+          <w:lang w:eastAsia="ru-RU"/>
         </w:rPr>
         <w:t xml:space="preserve"> </w:t>
       </w:r>
@@ -2956,7 +3127,7 @@
           <w:color w:val="D4D4D4"/>
           <w:sz w:val="21"/>
           <w:szCs w:val="21"/>
-          <w:lang w:val="en-US" w:eastAsia="ru-RU"/>
+          <w:lang w:eastAsia="ru-RU"/>
         </w:rPr>
         <w:t>||</w:t>
       </w:r>
@@ -2966,9 +3137,29 @@
           <w:color w:val="CCCCCC"/>
           <w:sz w:val="21"/>
           <w:szCs w:val="21"/>
-          <w:lang w:val="en-US" w:eastAsia="ru-RU"/>
-        </w:rPr>
-        <w:t xml:space="preserve"> g </w:t>
+          <w:lang w:eastAsia="ru-RU"/>
+        </w:rPr>
+        <w:t xml:space="preserve"> </w:t>
+      </w:r>
+      <w:r>
+        <w:rPr>
+          <w:rFonts w:ascii="Consolas" w:eastAsia="Times New Roman" w:hAnsi="Consolas" w:cs="Times New Roman"/>
+          <w:color w:val="CCCCCC"/>
+          <w:sz w:val="21"/>
+          <w:szCs w:val="21"/>
+          <w:lang w:val="en-US" w:eastAsia="ru-RU"/>
+        </w:rPr>
+        <w:t>g</w:t>
+      </w:r>
+      <w:r>
+        <w:rPr>
+          <w:rFonts w:ascii="Consolas" w:eastAsia="Times New Roman" w:hAnsi="Consolas" w:cs="Times New Roman"/>
+          <w:color w:val="CCCCCC"/>
+          <w:sz w:val="21"/>
+          <w:szCs w:val="21"/>
+          <w:lang w:eastAsia="ru-RU"/>
+        </w:rPr>
+        <w:t xml:space="preserve"> </w:t>
       </w:r>
       <w:r>
         <w:rPr>
@@ -2976,7 +3167,7 @@
           <w:color w:val="D4D4D4"/>
           <w:sz w:val="21"/>
           <w:szCs w:val="21"/>
-          <w:lang w:val="en-US" w:eastAsia="ru-RU"/>
+          <w:lang w:eastAsia="ru-RU"/>
         </w:rPr>
         <w:t>||</w:t>
       </w:r>
@@ -2986,7 +3177,7 @@
           <w:color w:val="CCCCCC"/>
           <w:sz w:val="21"/>
           <w:szCs w:val="21"/>
-          <w:lang w:val="en-US" w:eastAsia="ru-RU"/>
+          <w:lang w:eastAsia="ru-RU"/>
         </w:rPr>
         <w:t xml:space="preserve"> </w:t>
       </w:r>
@@ -2996,17 +3187,59 @@
           <w:color w:val="CE9178"/>
           <w:sz w:val="21"/>
           <w:szCs w:val="21"/>
-          <w:lang w:val="en-US" w:eastAsia="ru-RU"/>
-        </w:rPr>
-        <w:t>'@mail.ru'</w:t>
-      </w:r>
-      <w:r>
-        <w:rPr>
-          <w:rFonts w:ascii="Consolas" w:eastAsia="Times New Roman" w:hAnsi="Consolas" w:cs="Times New Roman"/>
-          <w:color w:val="CCCCCC"/>
-          <w:sz w:val="21"/>
-          <w:szCs w:val="21"/>
-          <w:lang w:val="en-US" w:eastAsia="ru-RU"/>
+          <w:lang w:eastAsia="ru-RU"/>
+        </w:rPr>
+        <w:t>'@</w:t>
+      </w:r>
+      <w:r>
+        <w:rPr>
+          <w:rFonts w:ascii="Consolas" w:eastAsia="Times New Roman" w:hAnsi="Consolas" w:cs="Times New Roman"/>
+          <w:color w:val="CE9178"/>
+          <w:sz w:val="21"/>
+          <w:szCs w:val="21"/>
+          <w:lang w:val="en-US" w:eastAsia="ru-RU"/>
+        </w:rPr>
+        <w:t>mail</w:t>
+      </w:r>
+      <w:r>
+        <w:rPr>
+          <w:rFonts w:ascii="Consolas" w:eastAsia="Times New Roman" w:hAnsi="Consolas" w:cs="Times New Roman"/>
+          <w:color w:val="CE9178"/>
+          <w:sz w:val="21"/>
+          <w:szCs w:val="21"/>
+          <w:lang w:eastAsia="ru-RU"/>
+        </w:rPr>
+        <w:t>.</w:t>
+      </w:r>
+      <w:proofErr w:type="spellStart"/>
+      <w:r>
+        <w:rPr>
+          <w:rFonts w:ascii="Consolas" w:eastAsia="Times New Roman" w:hAnsi="Consolas" w:cs="Times New Roman"/>
+          <w:color w:val="CE9178"/>
+          <w:sz w:val="21"/>
+          <w:szCs w:val="21"/>
+          <w:lang w:val="en-US" w:eastAsia="ru-RU"/>
+        </w:rPr>
+        <w:t>ru</w:t>
+      </w:r>
+      <w:proofErr w:type="spellEnd"/>
+      <w:r>
+        <w:rPr>
+          <w:rFonts w:ascii="Consolas" w:eastAsia="Times New Roman" w:hAnsi="Consolas" w:cs="Times New Roman"/>
+          <w:color w:val="CE9178"/>
+          <w:sz w:val="21"/>
+          <w:szCs w:val="21"/>
+          <w:lang w:eastAsia="ru-RU"/>
+        </w:rPr>
+        <w:t>'</w:t>
+      </w:r>
+      <w:r>
+        <w:rPr>
+          <w:rFonts w:ascii="Consolas" w:eastAsia="Times New Roman" w:hAnsi="Consolas" w:cs="Times New Roman"/>
+          <w:color w:val="CCCCCC"/>
+          <w:sz w:val="21"/>
+          <w:szCs w:val="21"/>
+          <w:lang w:eastAsia="ru-RU"/>
         </w:rPr>
         <w:t>,</w:t>
       </w:r>
@@ -3031,7 +3264,37 @@
           <w:szCs w:val="21"/>
           <w:lang w:val="en-US" w:eastAsia="ru-RU"/>
         </w:rPr>
-        <w:t xml:space="preserve">    </w:t>
+        <w:t> </w:t>
+      </w:r>
+      <w:r>
+        <w:rPr>
+          <w:rFonts w:ascii="Consolas" w:eastAsia="Times New Roman" w:hAnsi="Consolas" w:cs="Times New Roman"/>
+          <w:color w:val="CCCCCC"/>
+          <w:sz w:val="21"/>
+          <w:szCs w:val="21"/>
+          <w:lang w:eastAsia="ru-RU"/>
+        </w:rPr>
+        <w:t xml:space="preserve"> </w:t>
+      </w:r>
+      <w:r>
+        <w:rPr>
+          <w:rFonts w:ascii="Consolas" w:eastAsia="Times New Roman" w:hAnsi="Consolas" w:cs="Times New Roman"/>
+          <w:color w:val="CCCCCC"/>
+          <w:sz w:val="21"/>
+          <w:szCs w:val="21"/>
+          <w:lang w:val="en-US" w:eastAsia="ru-RU"/>
+        </w:rPr>
+        <w:t> </w:t>
+      </w:r>
+      <w:r>
+        <w:rPr>
+          <w:rFonts w:ascii="Consolas" w:eastAsia="Times New Roman" w:hAnsi="Consolas" w:cs="Times New Roman"/>
+          <w:color w:val="CCCCCC"/>
+          <w:sz w:val="21"/>
+          <w:szCs w:val="21"/>
+          <w:lang w:eastAsia="ru-RU"/>
+        </w:rPr>
+        <w:t xml:space="preserve"> </w:t>
       </w:r>
       <w:r>
         <w:rPr>
@@ -5944,7 +6207,7 @@
           <w:color w:val="CCCCCC"/>
           <w:sz w:val="21"/>
           <w:szCs w:val="21"/>
-          <w:lang w:eastAsia="ru-RU"/>
+          <w:lang w:val="en-US" w:eastAsia="ru-RU"/>
         </w:rPr>
       </w:pPr>
       <w:r>
@@ -5963,17 +6226,37 @@
           <w:color w:val="CE9178"/>
           <w:sz w:val="21"/>
           <w:szCs w:val="21"/>
-          <w:lang w:eastAsia="ru-RU"/>
-        </w:rPr>
-        <w:t>'Товар №'</w:t>
-      </w:r>
-      <w:r>
-        <w:rPr>
-          <w:rFonts w:ascii="Consolas" w:eastAsia="Times New Roman" w:hAnsi="Consolas" w:cs="Times New Roman"/>
-          <w:color w:val="CCCCCC"/>
-          <w:sz w:val="21"/>
-          <w:szCs w:val="21"/>
-          <w:lang w:eastAsia="ru-RU"/>
+          <w:lang w:val="en-US" w:eastAsia="ru-RU"/>
+        </w:rPr>
+        <w:t>'</w:t>
+      </w:r>
+      <w:r>
+        <w:rPr>
+          <w:rFonts w:ascii="Consolas" w:eastAsia="Times New Roman" w:hAnsi="Consolas" w:cs="Times New Roman"/>
+          <w:color w:val="CE9178"/>
+          <w:sz w:val="21"/>
+          <w:szCs w:val="21"/>
+          <w:lang w:eastAsia="ru-RU"/>
+        </w:rPr>
+        <w:t>Товар</w:t>
+      </w:r>
+      <w:r>
+        <w:rPr>
+          <w:rFonts w:ascii="Consolas" w:eastAsia="Times New Roman" w:hAnsi="Consolas" w:cs="Times New Roman"/>
+          <w:color w:val="CE9178"/>
+          <w:sz w:val="21"/>
+          <w:szCs w:val="21"/>
+          <w:lang w:val="en-US" w:eastAsia="ru-RU"/>
+        </w:rPr>
+        <w:t xml:space="preserve"> №'</w:t>
+      </w:r>
+      <w:r>
+        <w:rPr>
+          <w:rFonts w:ascii="Consolas" w:eastAsia="Times New Roman" w:hAnsi="Consolas" w:cs="Times New Roman"/>
+          <w:color w:val="CCCCCC"/>
+          <w:sz w:val="21"/>
+          <w:szCs w:val="21"/>
+          <w:lang w:val="en-US" w:eastAsia="ru-RU"/>
         </w:rPr>
         <w:t xml:space="preserve"> </w:t>
       </w:r>
@@ -5983,7 +6266,7 @@
           <w:color w:val="D4D4D4"/>
           <w:sz w:val="21"/>
           <w:szCs w:val="21"/>
-          <w:lang w:eastAsia="ru-RU"/>
+          <w:lang w:val="en-US" w:eastAsia="ru-RU"/>
         </w:rPr>
         <w:t>||</w:t>
       </w:r>
@@ -5993,7 +6276,7 @@
           <w:color w:val="CCCCCC"/>
           <w:sz w:val="21"/>
           <w:szCs w:val="21"/>
-          <w:lang w:eastAsia="ru-RU"/>
+          <w:lang w:val="en-US" w:eastAsia="ru-RU"/>
         </w:rPr>
         <w:t xml:space="preserve"> g,</w:t>
       </w:r>
@@ -6007,16 +6290,16 @@
           <w:color w:val="CCCCCC"/>
           <w:sz w:val="21"/>
           <w:szCs w:val="21"/>
-          <w:lang w:eastAsia="ru-RU"/>
-        </w:rPr>
-      </w:pPr>
-      <w:r>
-        <w:rPr>
-          <w:rFonts w:ascii="Consolas" w:eastAsia="Times New Roman" w:hAnsi="Consolas" w:cs="Times New Roman"/>
-          <w:color w:val="CCCCCC"/>
-          <w:sz w:val="21"/>
-          <w:szCs w:val="21"/>
-          <w:lang w:eastAsia="ru-RU"/>
+          <w:lang w:val="en-US" w:eastAsia="ru-RU"/>
+        </w:rPr>
+      </w:pPr>
+      <w:r>
+        <w:rPr>
+          <w:rFonts w:ascii="Consolas" w:eastAsia="Times New Roman" w:hAnsi="Consolas" w:cs="Times New Roman"/>
+          <w:color w:val="CCCCCC"/>
+          <w:sz w:val="21"/>
+          <w:szCs w:val="21"/>
+          <w:lang w:val="en-US" w:eastAsia="ru-RU"/>
         </w:rPr>
         <w:t xml:space="preserve">    </w:t>
       </w:r>
@@ -6026,27 +6309,67 @@
           <w:color w:val="CE9178"/>
           <w:sz w:val="21"/>
           <w:szCs w:val="21"/>
-          <w:lang w:eastAsia="ru-RU"/>
-        </w:rPr>
-        <w:t>'Описание товара №'</w:t>
-      </w:r>
-      <w:r>
-        <w:rPr>
-          <w:rFonts w:ascii="Consolas" w:eastAsia="Times New Roman" w:hAnsi="Consolas" w:cs="Times New Roman"/>
-          <w:color w:val="CCCCCC"/>
-          <w:sz w:val="21"/>
-          <w:szCs w:val="21"/>
-          <w:lang w:eastAsia="ru-RU"/>
+          <w:lang w:val="en-US" w:eastAsia="ru-RU"/>
+        </w:rPr>
+        <w:t>'</w:t>
+      </w:r>
+      <w:r>
+        <w:rPr>
+          <w:rFonts w:ascii="Consolas" w:eastAsia="Times New Roman" w:hAnsi="Consolas" w:cs="Times New Roman"/>
+          <w:color w:val="CE9178"/>
+          <w:sz w:val="21"/>
+          <w:szCs w:val="21"/>
+          <w:lang w:eastAsia="ru-RU"/>
+        </w:rPr>
+        <w:t>Описание</w:t>
+      </w:r>
+      <w:r>
+        <w:rPr>
+          <w:rFonts w:ascii="Consolas" w:eastAsia="Times New Roman" w:hAnsi="Consolas" w:cs="Times New Roman"/>
+          <w:color w:val="CE9178"/>
+          <w:sz w:val="21"/>
+          <w:szCs w:val="21"/>
+          <w:lang w:val="en-US" w:eastAsia="ru-RU"/>
         </w:rPr>
         <w:t xml:space="preserve"> </w:t>
       </w:r>
       <w:r>
         <w:rPr>
           <w:rFonts w:ascii="Consolas" w:eastAsia="Times New Roman" w:hAnsi="Consolas" w:cs="Times New Roman"/>
+          <w:color w:val="CE9178"/>
+          <w:sz w:val="21"/>
+          <w:szCs w:val="21"/>
+          <w:lang w:eastAsia="ru-RU"/>
+        </w:rPr>
+        <w:t>товара</w:t>
+      </w:r>
+      <w:r>
+        <w:rPr>
+          <w:rFonts w:ascii="Consolas" w:eastAsia="Times New Roman" w:hAnsi="Consolas" w:cs="Times New Roman"/>
+          <w:color w:val="CE9178"/>
+          <w:sz w:val="21"/>
+          <w:szCs w:val="21"/>
+          <w:lang w:val="en-US" w:eastAsia="ru-RU"/>
+        </w:rPr>
+        <w:t xml:space="preserve"> №'</w:t>
+      </w:r>
+      <w:r>
+        <w:rPr>
+          <w:rFonts w:ascii="Consolas" w:eastAsia="Times New Roman" w:hAnsi="Consolas" w:cs="Times New Roman"/>
+          <w:color w:val="CCCCCC"/>
+          <w:sz w:val="21"/>
+          <w:szCs w:val="21"/>
+          <w:lang w:val="en-US" w:eastAsia="ru-RU"/>
+        </w:rPr>
+        <w:t xml:space="preserve"> </w:t>
+      </w:r>
+      <w:r>
+        <w:rPr>
+          <w:rFonts w:ascii="Consolas" w:eastAsia="Times New Roman" w:hAnsi="Consolas" w:cs="Times New Roman"/>
           <w:color w:val="D4D4D4"/>
           <w:sz w:val="21"/>
           <w:szCs w:val="21"/>
-          <w:lang w:eastAsia="ru-RU"/>
+          <w:lang w:val="en-US" w:eastAsia="ru-RU"/>
         </w:rPr>
         <w:t>||</w:t>
       </w:r>
@@ -6056,7 +6379,7 @@
           <w:color w:val="CCCCCC"/>
           <w:sz w:val="21"/>
           <w:szCs w:val="21"/>
-          <w:lang w:eastAsia="ru-RU"/>
+          <w:lang w:val="en-US" w:eastAsia="ru-RU"/>
         </w:rPr>
         <w:t xml:space="preserve"> g,</w:t>
       </w:r>
@@ -6079,7 +6402,7 @@
           <w:color w:val="CCCCCC"/>
           <w:sz w:val="21"/>
           <w:szCs w:val="21"/>
-          <w:lang w:eastAsia="ru-RU"/>
+          <w:lang w:val="en-US" w:eastAsia="ru-RU"/>
         </w:rPr>
         <w:t xml:space="preserve">    </w:t>
       </w:r>
@@ -9272,7 +9595,7 @@
           <w:color w:val="CCCCCC"/>
           <w:sz w:val="21"/>
           <w:szCs w:val="21"/>
-          <w:lang w:val="en-US" w:eastAsia="ru-RU"/>
+          <w:lang w:eastAsia="ru-RU"/>
         </w:rPr>
       </w:pPr>
       <w:r>
@@ -9291,9 +9614,49 @@
           <w:color w:val="CCCCCC"/>
           <w:sz w:val="21"/>
           <w:szCs w:val="21"/>
-          <w:lang w:val="en-US" w:eastAsia="ru-RU"/>
-        </w:rPr>
-        <w:t xml:space="preserve"> orders o;</w:t>
+          <w:lang w:eastAsia="ru-RU"/>
+        </w:rPr>
+        <w:t xml:space="preserve"> </w:t>
+      </w:r>
+      <w:r>
+        <w:rPr>
+          <w:rFonts w:ascii="Consolas" w:eastAsia="Times New Roman" w:hAnsi="Consolas" w:cs="Times New Roman"/>
+          <w:color w:val="CCCCCC"/>
+          <w:sz w:val="21"/>
+          <w:szCs w:val="21"/>
+          <w:lang w:val="en-US" w:eastAsia="ru-RU"/>
+        </w:rPr>
+        <w:t>orders</w:t>
+      </w:r>
+      <w:r>
+        <w:rPr>
+          <w:rFonts w:ascii="Consolas" w:eastAsia="Times New Roman" w:hAnsi="Consolas" w:cs="Times New Roman"/>
+          <w:color w:val="CCCCCC"/>
+          <w:sz w:val="21"/>
+          <w:szCs w:val="21"/>
+          <w:lang w:eastAsia="ru-RU"/>
+        </w:rPr>
+        <w:t xml:space="preserve"> </w:t>
+      </w:r>
+      <w:r>
+        <w:rPr>
+          <w:rFonts w:ascii="Consolas" w:eastAsia="Times New Roman" w:hAnsi="Consolas" w:cs="Times New Roman"/>
+          <w:color w:val="CCCCCC"/>
+          <w:sz w:val="21"/>
+          <w:szCs w:val="21"/>
+          <w:lang w:val="en-US" w:eastAsia="ru-RU"/>
+        </w:rPr>
+        <w:t>o</w:t>
+      </w:r>
+      <w:r>
+        <w:rPr>
+          <w:rFonts w:ascii="Consolas" w:eastAsia="Times New Roman" w:hAnsi="Consolas" w:cs="Times New Roman"/>
+          <w:color w:val="CCCCCC"/>
+          <w:sz w:val="21"/>
+          <w:szCs w:val="21"/>
+          <w:lang w:eastAsia="ru-RU"/>
+        </w:rPr>
+        <w:t>;</w:t>
       </w:r>
     </w:p>
     <w:p>
@@ -9305,7 +9668,7 @@
           <w:color w:val="CCCCCC"/>
           <w:sz w:val="21"/>
           <w:szCs w:val="21"/>
-          <w:lang w:val="en-US" w:eastAsia="ru-RU"/>
+          <w:lang w:eastAsia="ru-RU"/>
         </w:rPr>
       </w:pPr>
     </w:p>
@@ -9318,7 +9681,7 @@
           <w:color w:val="CCCCCC"/>
           <w:sz w:val="21"/>
           <w:szCs w:val="21"/>
-          <w:lang w:val="en-US" w:eastAsia="ru-RU"/>
+          <w:lang w:eastAsia="ru-RU"/>
         </w:rPr>
       </w:pPr>
       <w:r>
@@ -9327,7 +9690,7 @@
           <w:color w:val="6A9955"/>
           <w:sz w:val="21"/>
           <w:szCs w:val="21"/>
-          <w:lang w:val="en-US" w:eastAsia="ru-RU"/>
+          <w:lang w:eastAsia="ru-RU"/>
         </w:rPr>
         <w:t xml:space="preserve">-- + </w:t>
       </w:r>
@@ -9347,7 +9710,7 @@
           <w:color w:val="6A9955"/>
           <w:sz w:val="21"/>
           <w:szCs w:val="21"/>
-          <w:lang w:val="en-US" w:eastAsia="ru-RU"/>
+          <w:lang w:eastAsia="ru-RU"/>
         </w:rPr>
         <w:t xml:space="preserve"> </w:t>
       </w:r>
@@ -9367,7 +9730,7 @@
           <w:color w:val="6A9955"/>
           <w:sz w:val="21"/>
           <w:szCs w:val="21"/>
-          <w:lang w:val="en-US" w:eastAsia="ru-RU"/>
+          <w:lang w:eastAsia="ru-RU"/>
         </w:rPr>
         <w:t xml:space="preserve"> </w:t>
       </w:r>
@@ -9387,7 +9750,7 @@
           <w:color w:val="6A9955"/>
           <w:sz w:val="21"/>
           <w:szCs w:val="21"/>
-          <w:lang w:val="en-US" w:eastAsia="ru-RU"/>
+          <w:lang w:eastAsia="ru-RU"/>
         </w:rPr>
         <w:t xml:space="preserve"> </w:t>
       </w:r>
@@ -12976,7 +13339,7 @@
           <w:bCs/>
           <w:sz w:val="28"/>
           <w:szCs w:val="28"/>
-          <w:lang w:eastAsia="ru-RU"/>
+          <w:lang w:val="en-US" w:eastAsia="ru-RU"/>
         </w:rPr>
       </w:pPr>
     </w:p>
@@ -16166,6 +16529,20 @@
           <w:color w:val="CCCCCC"/>
           <w:sz w:val="21"/>
           <w:szCs w:val="21"/>
+          <w:lang w:val="en-US" w:eastAsia="ru-RU"/>
+        </w:rPr>
+      </w:pPr>
+    </w:p>
+    <w:p>
+      <w:pPr>
+        <w:spacing w:after="0" w:line="240" w:lineRule="auto"/>
+        <w:ind w:right="-1"/>
+        <w:rPr>
+          <w:rFonts w:ascii="Times New Roman" w:eastAsia="Times New Roman" w:hAnsi="Times New Roman" w:cs="Times New Roman"/>
+          <w:b/>
+          <w:bCs/>
+          <w:sz w:val="28"/>
+          <w:szCs w:val="28"/>
           <w:lang w:val="en-US" w:eastAsia="ru-RU"/>
         </w:rPr>
       </w:pPr>
@@ -16209,7 +16586,7 @@
           <w:bCs/>
           <w:sz w:val="28"/>
           <w:szCs w:val="28"/>
-          <w:lang w:val="en-US" w:eastAsia="ru-RU"/>
+          <w:lang w:eastAsia="ru-RU"/>
         </w:rPr>
       </w:pPr>
     </w:p>
@@ -16224,7 +16601,7 @@
           <w:bCs/>
           <w:sz w:val="28"/>
           <w:szCs w:val="28"/>
-          <w:lang w:val="en-US" w:eastAsia="ru-RU"/>
+          <w:lang w:eastAsia="ru-RU"/>
         </w:rPr>
       </w:pPr>
     </w:p>
@@ -16239,7 +16616,7 @@
           <w:bCs/>
           <w:sz w:val="28"/>
           <w:szCs w:val="28"/>
-          <w:lang w:val="en-US" w:eastAsia="ru-RU"/>
+          <w:lang w:eastAsia="ru-RU"/>
         </w:rPr>
       </w:pPr>
     </w:p>
@@ -16254,7 +16631,7 @@
           <w:bCs/>
           <w:sz w:val="28"/>
           <w:szCs w:val="28"/>
-          <w:lang w:val="en-US" w:eastAsia="ru-RU"/>
+          <w:lang w:eastAsia="ru-RU"/>
         </w:rPr>
       </w:pPr>
     </w:p>
@@ -16269,7 +16646,7 @@
           <w:bCs/>
           <w:sz w:val="28"/>
           <w:szCs w:val="28"/>
-          <w:lang w:val="en-US" w:eastAsia="ru-RU"/>
+          <w:lang w:eastAsia="ru-RU"/>
         </w:rPr>
       </w:pPr>
     </w:p>
@@ -16284,21 +16661,6 @@
           <w:bCs/>
           <w:sz w:val="28"/>
           <w:szCs w:val="28"/>
-          <w:lang w:val="en-US" w:eastAsia="ru-RU"/>
-        </w:rPr>
-      </w:pPr>
-    </w:p>
-    <w:p>
-      <w:pPr>
-        <w:spacing w:after="0" w:line="240" w:lineRule="auto"/>
-        <w:ind w:right="-1"/>
-        <w:jc w:val="center"/>
-        <w:rPr>
-          <w:rFonts w:ascii="Times New Roman" w:eastAsia="Times New Roman" w:hAnsi="Times New Roman" w:cs="Times New Roman"/>
-          <w:b/>
-          <w:bCs/>
-          <w:sz w:val="28"/>
-          <w:szCs w:val="28"/>
           <w:lang w:eastAsia="ru-RU"/>
         </w:rPr>
       </w:pPr>
@@ -16559,7 +16921,7 @@
           <w:rFonts w:ascii="Times New Roman" w:eastAsia="Times New Roman" w:hAnsi="Times New Roman" w:cs="Times New Roman"/>
           <w:sz w:val="28"/>
           <w:szCs w:val="28"/>
-          <w:lang w:val="en-US" w:eastAsia="ru-RU"/>
+          <w:lang w:eastAsia="ru-RU"/>
         </w:rPr>
       </w:pPr>
       <w:r>
@@ -16661,7 +17023,7 @@
           <w:rFonts w:ascii="Times New Roman" w:eastAsia="Times New Roman" w:hAnsi="Times New Roman" w:cs="Times New Roman"/>
           <w:sz w:val="28"/>
           <w:szCs w:val="28"/>
-          <w:lang w:val="en-US" w:eastAsia="ru-RU"/>
+          <w:lang w:eastAsia="ru-RU"/>
         </w:rPr>
         <w:t>(</w:t>
       </w:r>
@@ -16679,7 +17041,7 @@
           <w:rFonts w:ascii="Times New Roman" w:eastAsia="Times New Roman" w:hAnsi="Times New Roman" w:cs="Times New Roman"/>
           <w:sz w:val="28"/>
           <w:szCs w:val="28"/>
-          <w:lang w:val="en-US" w:eastAsia="ru-RU"/>
+          <w:lang w:eastAsia="ru-RU"/>
         </w:rPr>
         <w:t>)</w:t>
       </w:r>
@@ -17355,7 +17717,52 @@
           <w:szCs w:val="28"/>
           <w:lang w:eastAsia="ru-RU"/>
         </w:rPr>
-        <w:t>таблицы наполняют командой INSERT. Она добавляет одну или несколько строк, перечисленных в VALUES, либо строки, полученные другим запросом (INSERT ... SELECT). Для генерации большого объ</w:t>
+        <w:t>Т</w:t>
+      </w:r>
+      <w:r>
+        <w:rPr>
+          <w:rFonts w:ascii="Times New Roman" w:eastAsia="Times New Roman" w:hAnsi="Times New Roman" w:cs="Times New Roman"/>
+          <w:sz w:val="28"/>
+          <w:szCs w:val="28"/>
+          <w:lang w:eastAsia="ru-RU"/>
+        </w:rPr>
+        <w:t>аблицы наполняют</w:t>
+      </w:r>
+      <w:r>
+        <w:rPr>
+          <w:rFonts w:ascii="Times New Roman" w:eastAsia="Times New Roman" w:hAnsi="Times New Roman" w:cs="Times New Roman"/>
+          <w:sz w:val="28"/>
+          <w:szCs w:val="28"/>
+          <w:lang w:eastAsia="ru-RU"/>
+        </w:rPr>
+        <w:t>ся</w:t>
+      </w:r>
+      <w:r>
+        <w:rPr>
+          <w:rFonts w:ascii="Times New Roman" w:eastAsia="Times New Roman" w:hAnsi="Times New Roman" w:cs="Times New Roman"/>
+          <w:sz w:val="28"/>
+          <w:szCs w:val="28"/>
+          <w:lang w:eastAsia="ru-RU"/>
+        </w:rPr>
+        <w:t xml:space="preserve"> командой INSERT. Она добавляет одну или несколько строк, перечисленных в VALUES, либо строки, полученные</w:t>
+      </w:r>
+      <w:r>
+        <w:rPr>
+          <w:rFonts w:ascii="Times New Roman" w:eastAsia="Times New Roman" w:hAnsi="Times New Roman" w:cs="Times New Roman"/>
+          <w:sz w:val="28"/>
+          <w:szCs w:val="28"/>
+          <w:lang w:eastAsia="ru-RU"/>
+        </w:rPr>
+        <w:t xml:space="preserve"> </w:t>
+      </w:r>
+      <w:r>
+        <w:rPr>
+          <w:rFonts w:ascii="Times New Roman" w:eastAsia="Times New Roman" w:hAnsi="Times New Roman" w:cs="Times New Roman"/>
+          <w:sz w:val="28"/>
+          <w:szCs w:val="28"/>
+          <w:lang w:eastAsia="ru-RU"/>
+        </w:rPr>
+        <w:t>запросом (INSERT ... SELECT). Для генерации большого объ</w:t>
       </w:r>
       <w:r>
         <w:rPr>
@@ -19595,6 +20002,7 @@
   <w:style w:type="character" w:default="1" w:styleId="a0">
     <w:name w:val="Default Paragraph Font"/>
     <w:uiPriority w:val="1"/>
+    <w:semiHidden/>
     <w:unhideWhenUsed/>
   </w:style>
   <w:style w:type="table" w:default="1" w:styleId="a1">
